--- a/jvc/v3/docx/職務経歴書_宇野拓磨_JVCラオス事業.docx
+++ b/jvc/v3/docx/職務経歴書_宇野拓磨_JVCラオス事業.docx
@@ -110,7 +110,7 @@
           <w:b w:val="0"/>
           <w:sz w:val="21"/>
         </w:rPr>
-        <w:t>関係者との業務推進: PM、非IT部門、品質保証部門、製造現場、営業等からの依頼確認・質疑応答</w:t>
+        <w:t>関係者との業務推進: PM、非IT部門、品質保証部門、製造現場、営業等からの依頼確認・調整</w:t>
       </w:r>
     </w:p>
     <w:p>
@@ -460,7 +460,7 @@
           <w:b w:val="0"/>
           <w:sz w:val="21"/>
         </w:rPr>
-        <w:t>PMとの質疑応答、仕様確認</w:t>
+        <w:t>PMとの仕様調整</w:t>
       </w:r>
     </w:p>
     <w:p>
@@ -1517,19 +1517,6 @@
           <w:b w:val="0"/>
           <w:sz w:val="21"/>
         </w:rPr>
-        <w:t>TOEFL 68点（2020年5月）</w:t>
-      </w:r>
-    </w:p>
-    <w:p>
-      <w:pPr>
-        <w:pStyle w:val="ListBullet"/>
-      </w:pPr>
-      <w:r>
-        <w:rPr>
-          <w:rFonts w:ascii="Arial" w:hAnsi="Arial" w:eastAsia="Yu Gothic"/>
-          <w:b w:val="0"/>
-          <w:sz w:val="21"/>
-        </w:rPr>
         <w:t>英語: 海外旅行・滞在時に日常的に使用。非ネイティブ同士の実務的なコミュニケーションには抵抗なし</w:t>
       </w:r>
     </w:p>
